--- a/pr-preview/pr-405/chapters/conciseness.docx
+++ b/pr-preview/pr-405/chapters/conciseness.docx
@@ -15,7 +15,7 @@
         <w:pStyle w:val="Date"/>
       </w:pPr>
       <w:r>
-        <w:t xml:space="preserve">Last modified: 2026-10-28 19:03:34 (PDT)</w:t>
+        <w:t xml:space="preserve">Last modified: 2026-10-28 19:15:22 (PDT)</w:t>
       </w:r>
     </w:p>
     <w:tbl>
@@ -1676,6 +1676,9 @@
         <w:t xml:space="preserve"> </w:t>
       </w:r>
       <w:r>
+        <w:t xml:space="preserve"> </w:t>
+      </w:r>
+      <w:r>
         <w:t xml:space="preserve">If you cannot find a source or a reader who holds the reading,</w:t>
       </w:r>
       <w:r>
@@ -1753,51 +1756,11 @@
         <w:t xml:space="preserve"> </w:t>
       </w:r>
       <w:r>
-        <w:t xml:space="preserve">Hastie et al. call the averaged forest function</w:t>
-      </w:r>
-      <w:r>
-        <w:t xml:space="preserve"> </w:t>
-      </w:r>
-      <m:oMath>
-        <m:sSub>
-          <m:e>
-            <m:acc>
-              <m:accPr>
-                <m:chr m:val="̂"/>
-              </m:accPr>
-              <m:e>
-                <m:r>
-                  <m:t>f</m:t>
-                </m:r>
-              </m:e>
-            </m:acc>
-          </m:e>
-          <m:sub>
-            <m:r>
-              <m:rPr>
-                <m:nor/>
-                <m:sty m:val="p"/>
-              </m:rPr>
-              <m:t>rf</m:t>
-            </m:r>
-          </m:sub>
-        </m:sSub>
-        <m:r>
-          <m:rPr>
-            <m:sty m:val="p"/>
-          </m:rPr>
-          <m:t>(</m:t>
-        </m:r>
-        <m:r>
-          <m:t>x</m:t>
-        </m:r>
-        <m:r>
-          <m:rPr>
-            <m:sty m:val="p"/>
-          </m:rPr>
-          <m:t>)</m:t>
-        </m:r>
-      </m:oMath>
+        <w:t xml:space="preserve"> </w:t>
+      </w:r>
+      <w:r>
+        <w:t xml:space="preserve">Hastie, Tibshirani and Friedman call the averaged forest function</w:t>
+      </w:r>
       <w:r>
         <w:t xml:space="preserve"> </w:t>
       </w:r>
@@ -1808,7 +1771,7 @@
         <w:t xml:space="preserve"> </w:t>
       </w:r>
       <w:r>
-        <w:t xml:space="preserve">(Hastie et al. 2009, eq. 15.2)</w:t>
+        <w:t xml:space="preserve">(Hastie et al. 2009, equation 15.2)</w:t>
       </w:r>
       <w:r>
         <w:t xml:space="preserve">.</w:t>
@@ -1861,7 +1824,16 @@
         <w:t xml:space="preserve"> </w:t>
       </w:r>
       <w:r>
-        <w:t xml:space="preserve">the right revision would be to delete the second sentence of the original.</w:t>
+        <w:t xml:space="preserve">the right revision would be to delete the clause</w:t>
+      </w:r>
+      <w:r>
+        <w:t xml:space="preserve"> </w:t>
+      </w:r>
+      <w:r>
+        <w:t xml:space="preserve">“not for a model”</w:t>
+      </w:r>
+      <w:r>
+        <w:t xml:space="preserve">.</w:t>
       </w:r>
     </w:p>
     <w:bookmarkEnd w:id="24"/>
